--- a/vvdn/protocols/uart/uart-guide.docx
+++ b/vvdn/protocols/uart/uart-guide.docx
@@ -853,65 +853,53 @@
           <w:color w:val="282C34"/>
           <w:sz w:val="21"/>
         </w:rPr>
-        <w:t>: Each state change represents exactly one bit (</w:t>
-      </w:r>
-      <w:r>
-        <w:rPr>
-          <w:i/>
-          <w:color w:val="145AA0"/>
-          <w:sz w:val="21"/>
-        </w:rPr>
-        <w:t>0V = 0</w:t>
-      </w:r>
-      <w:r>
-        <w:rPr>
-          <w:color w:val="282C34"/>
-          <w:sz w:val="21"/>
-        </w:rPr>
-        <w:t xml:space="preserve">, </w:t>
-      </w:r>
-      <w:r>
-        <w:rPr>
-          <w:i/>
-          <w:color w:val="145AA0"/>
-          <w:sz w:val="21"/>
-        </w:rPr>
-        <w:t>3.3V = 1</w:t>
-      </w:r>
-      <w:r>
-        <w:rPr>
-          <w:color w:val="282C34"/>
-          <w:sz w:val="21"/>
-        </w:rPr>
-        <w:t>). Therefore:</w:t>
+        <w:t>: Each state change represents exactly one bit (0V = 0, 3.3V = 1). Therefore:</w:t>
       </w:r>
     </w:p>
-    <w:p>
-      <w:pPr>
-        <w:spacing w:after="80"/>
-      </w:pPr>
-      <w:r>
-        <w:rPr>
-          <w:i/>
-          <w:color w:val="145AA0"/>
-          <w:sz w:val="21"/>
-        </w:rPr>
-      </w:r>
-      <w:r>
-        <w:rPr>
-          <w:color w:val="282C34"/>
-          <w:sz w:val="21"/>
-        </w:rPr>
-        <w:t>\text{Baud Rate (symbols/sec)} = \text{Bit Rate (bits/sec)}</w:t>
-      </w:r>
-      <w:r>
-        <w:rPr>
-          <w:i/>
-          <w:color w:val="145AA0"/>
-          <w:sz w:val="21"/>
-        </w:rPr>
-      </w:r>
-    </w:p>
+    <w:tbl>
+      <w:tblPr>
+        <w:tblW w:type="auto" w:w="0"/>
+        <w:jc w:val="center"/>
+        <w:tblLook w:firstColumn="1" w:firstRow="1" w:lastColumn="0" w:lastRow="0" w:noHBand="0" w:noVBand="1" w:val="04A0"/>
+      </w:tblPr>
+      <w:tblGrid>
+        <w:gridCol w:w="9792"/>
+      </w:tblGrid>
+      <w:tr>
+        <w:tc>
+          <w:tcPr>
+            <w:tcW w:type="dxa" w:w="9792"/>
+            <w:shd w:fill="F5F6F8"/>
+            <w:tcMar>
+              <w:top w:w="80" w:type="dxa"/>
+              <w:bottom w:w="80" w:type="dxa"/>
+              <w:left w:w="140" w:type="dxa"/>
+              <w:right w:w="140" w:type="dxa"/>
+            </w:tcMar>
+            <w:tcBorders>
+              <w:left w:val="single" w:sz="18" w:space="0" w:color="CBD5E0"/>
+              <w:top w:val="none"/>
+              <w:right w:val="none"/>
+              <w:bottom w:val="none"/>
+            </w:tcBorders>
+          </w:tcPr>
+          <w:p>
+            <w:pPr>
+              <w:spacing w:line="240" w:lineRule="auto" w:after="0"/>
+            </w:pPr>
+            <w:r>
+              <w:rPr>
+                <w:rFonts w:ascii="Consolas" w:hAnsi="Consolas"/>
+                <w:color w:val="2D3748"/>
+                <w:sz w:val="18"/>
+              </w:rPr>
+              <w:t>Baud Rate (symbols/sec) = Bit Rate (bits/sec)</w:t>
+            </w:r>
+          </w:p>
+        </w:tc>
+      </w:tr>
+    </w:tbl>
+    <w:p/>
     <w:p>
       <w:pPr>
         <w:spacing w:after="80"/>
@@ -935,24 +923,7 @@
           <w:color w:val="282C34"/>
           <w:sz w:val="22"/>
         </w:rPr>
-        <w:t>B. Physical Significance: Bit Period (</w:t>
-      </w:r>
-      <w:r>
-        <w:rPr>
-          <w:b/>
-          <w:i/>
-          <w:color w:val="145AA0"/>
-          <w:sz w:val="22"/>
-        </w:rPr>
-        <w:t>T_{bit</w:t>
-      </w:r>
-      <w:r>
-        <w:rPr>
-          <w:b/>
-          <w:color w:val="282C34"/>
-          <w:sz w:val="22"/>
-        </w:rPr>
-        <w:t>)</w:t>
+        <w:t>B. Physical Significance: Bit Period (T_bit)</w:t>
       </w:r>
     </w:p>
     <w:p>
@@ -967,32 +938,50 @@
         <w:t>The baud rate strictly determines the physical duration in time that every single bit occupies on the wire:</w:t>
       </w:r>
     </w:p>
-    <w:p>
-      <w:pPr>
-        <w:spacing w:after="80"/>
-      </w:pPr>
-      <w:r>
-        <w:rPr>
-          <w:i/>
-          <w:color w:val="145AA0"/>
-          <w:sz w:val="21"/>
-        </w:rPr>
-      </w:r>
-      <w:r>
-        <w:rPr>
-          <w:color w:val="282C34"/>
-          <w:sz w:val="21"/>
-        </w:rPr>
-        <w:t>T_{bit} = \frac{1}{\text{Baud Rate}}</w:t>
-      </w:r>
-      <w:r>
-        <w:rPr>
-          <w:i/>
-          <w:color w:val="145AA0"/>
-          <w:sz w:val="21"/>
-        </w:rPr>
-      </w:r>
-    </w:p>
+    <w:tbl>
+      <w:tblPr>
+        <w:tblW w:type="auto" w:w="0"/>
+        <w:jc w:val="center"/>
+        <w:tblLook w:firstColumn="1" w:firstRow="1" w:lastColumn="0" w:lastRow="0" w:noHBand="0" w:noVBand="1" w:val="04A0"/>
+      </w:tblPr>
+      <w:tblGrid>
+        <w:gridCol w:w="9792"/>
+      </w:tblGrid>
+      <w:tr>
+        <w:tc>
+          <w:tcPr>
+            <w:tcW w:type="dxa" w:w="9792"/>
+            <w:shd w:fill="F5F6F8"/>
+            <w:tcMar>
+              <w:top w:w="80" w:type="dxa"/>
+              <w:bottom w:w="80" w:type="dxa"/>
+              <w:left w:w="140" w:type="dxa"/>
+              <w:right w:w="140" w:type="dxa"/>
+            </w:tcMar>
+            <w:tcBorders>
+              <w:left w:val="single" w:sz="18" w:space="0" w:color="CBD5E0"/>
+              <w:top w:val="none"/>
+              <w:right w:val="none"/>
+              <w:bottom w:val="none"/>
+            </w:tcBorders>
+          </w:tcPr>
+          <w:p>
+            <w:pPr>
+              <w:spacing w:line="240" w:lineRule="auto" w:after="0"/>
+            </w:pPr>
+            <w:r>
+              <w:rPr>
+                <w:rFonts w:ascii="Consolas" w:hAnsi="Consolas"/>
+                <w:color w:val="2D3748"/>
+                <w:sz w:val="18"/>
+              </w:rPr>
+              <w:t>T_bit = 1 / (Baud Rate)</w:t>
+            </w:r>
+          </w:p>
+        </w:tc>
+      </w:tr>
+    </w:tbl>
+    <w:p/>
     <w:p>
       <w:pPr>
         <w:spacing w:after="80"/>
@@ -1020,32 +1009,50 @@
         <w:t>:</w:t>
       </w:r>
     </w:p>
-    <w:p>
-      <w:pPr>
-        <w:spacing w:after="80"/>
-      </w:pPr>
-      <w:r>
-        <w:rPr>
-          <w:i/>
-          <w:color w:val="145AA0"/>
-          <w:sz w:val="21"/>
-        </w:rPr>
-      </w:r>
-      <w:r>
-        <w:rPr>
-          <w:color w:val="282C34"/>
-          <w:sz w:val="21"/>
-        </w:rPr>
-        <w:t>T_{bit} = \frac{1}{115200} \approx 8.68 \times 10^{-6}\,\text{s} = 8.68\,\mu\text{s}</w:t>
-      </w:r>
-      <w:r>
-        <w:rPr>
-          <w:i/>
-          <w:color w:val="145AA0"/>
-          <w:sz w:val="21"/>
-        </w:rPr>
-      </w:r>
-    </w:p>
+    <w:tbl>
+      <w:tblPr>
+        <w:tblW w:type="auto" w:w="0"/>
+        <w:jc w:val="center"/>
+        <w:tblLook w:firstColumn="1" w:firstRow="1" w:lastColumn="0" w:lastRow="0" w:noHBand="0" w:noVBand="1" w:val="04A0"/>
+      </w:tblPr>
+      <w:tblGrid>
+        <w:gridCol w:w="9792"/>
+      </w:tblGrid>
+      <w:tr>
+        <w:tc>
+          <w:tcPr>
+            <w:tcW w:type="dxa" w:w="9792"/>
+            <w:shd w:fill="F5F6F8"/>
+            <w:tcMar>
+              <w:top w:w="80" w:type="dxa"/>
+              <w:bottom w:w="80" w:type="dxa"/>
+              <w:left w:w="140" w:type="dxa"/>
+              <w:right w:w="140" w:type="dxa"/>
+            </w:tcMar>
+            <w:tcBorders>
+              <w:left w:val="single" w:sz="18" w:space="0" w:color="CBD5E0"/>
+              <w:top w:val="none"/>
+              <w:right w:val="none"/>
+              <w:bottom w:val="none"/>
+            </w:tcBorders>
+          </w:tcPr>
+          <w:p>
+            <w:pPr>
+              <w:spacing w:line="240" w:lineRule="auto" w:after="0"/>
+            </w:pPr>
+            <w:r>
+              <w:rPr>
+                <w:rFonts w:ascii="Consolas" w:hAnsi="Consolas"/>
+                <w:color w:val="2D3748"/>
+                <w:sz w:val="18"/>
+              </w:rPr>
+              <w:t>T_bit = 1 / 115200 ≈ 8.68 * 10^-6 s = 8.68 µs</w:t>
+            </w:r>
+          </w:p>
+        </w:tc>
+      </w:tr>
+    </w:tbl>
+    <w:p/>
     <w:p>
       <w:pPr>
         <w:spacing w:after="80"/>
@@ -1055,22 +1062,7 @@
           <w:color w:val="282C34"/>
           <w:sz w:val="21"/>
         </w:rPr>
-        <w:t xml:space="preserve">Every bit (Start, Data 0-7, Parity, Stop) must be held on the wire for exactly </w:t>
-      </w:r>
-      <w:r>
-        <w:rPr>
-          <w:i/>
-          <w:color w:val="145AA0"/>
-          <w:sz w:val="21"/>
-        </w:rPr>
-        <w:t>8.68\,µs</w:t>
-      </w:r>
-      <w:r>
-        <w:rPr>
-          <w:color w:val="282C34"/>
-          <w:sz w:val="21"/>
-        </w:rPr>
-        <w:t>. Because UART is asynchronous (no clock wire), both sender and receiver rely on internal timers calibrated to this exact interval.</w:t>
+        <w:t>Every bit (Start, Data 0-7, Parity, Stop) must be held on the wire for exactly 8.68 µs. Because UART is asynchronous (no clock wire), both sender and receiver rely on internal timers calibrated to this exact interval.</w:t>
       </w:r>
     </w:p>
     <w:p>
@@ -1128,32 +1120,50 @@
         <w:t xml:space="preserve"> of real payload requires:</w:t>
       </w:r>
     </w:p>
-    <w:p>
-      <w:pPr>
-        <w:spacing w:after="80"/>
-      </w:pPr>
-      <w:r>
-        <w:rPr>
-          <w:i/>
-          <w:color w:val="145AA0"/>
-          <w:sz w:val="21"/>
-        </w:rPr>
-      </w:r>
-      <w:r>
-        <w:rPr>
-          <w:color w:val="282C34"/>
-          <w:sz w:val="21"/>
-        </w:rPr>
-        <w:t>\text{Total Bits on Wire} = 1\,\text{Start} + 8\,\text{Data} + 0\,\text{Parity} + 1\,\text{Stop} = 10\,\text{bits}</w:t>
-      </w:r>
-      <w:r>
-        <w:rPr>
-          <w:i/>
-          <w:color w:val="145AA0"/>
-          <w:sz w:val="21"/>
-        </w:rPr>
-      </w:r>
-    </w:p>
+    <w:tbl>
+      <w:tblPr>
+        <w:tblW w:type="auto" w:w="0"/>
+        <w:jc w:val="center"/>
+        <w:tblLook w:firstColumn="1" w:firstRow="1" w:lastColumn="0" w:lastRow="0" w:noHBand="0" w:noVBand="1" w:val="04A0"/>
+      </w:tblPr>
+      <w:tblGrid>
+        <w:gridCol w:w="9792"/>
+      </w:tblGrid>
+      <w:tr>
+        <w:tc>
+          <w:tcPr>
+            <w:tcW w:type="dxa" w:w="9792"/>
+            <w:shd w:fill="F5F6F8"/>
+            <w:tcMar>
+              <w:top w:w="80" w:type="dxa"/>
+              <w:bottom w:w="80" w:type="dxa"/>
+              <w:left w:w="140" w:type="dxa"/>
+              <w:right w:w="140" w:type="dxa"/>
+            </w:tcMar>
+            <w:tcBorders>
+              <w:left w:val="single" w:sz="18" w:space="0" w:color="CBD5E0"/>
+              <w:top w:val="none"/>
+              <w:right w:val="none"/>
+              <w:bottom w:val="none"/>
+            </w:tcBorders>
+          </w:tcPr>
+          <w:p>
+            <w:pPr>
+              <w:spacing w:line="240" w:lineRule="auto" w:after="0"/>
+            </w:pPr>
+            <w:r>
+              <w:rPr>
+                <w:rFonts w:ascii="Consolas" w:hAnsi="Consolas"/>
+                <w:color w:val="2D3748"/>
+                <w:sz w:val="18"/>
+              </w:rPr>
+              <w:t>Total Bits on Wire = 1 Start + 8 Data + 0 Parity + 1 Stop = 10 bits</w:t>
+            </w:r>
+          </w:p>
+        </w:tc>
+      </w:tr>
+    </w:tbl>
+    <w:p/>
     <w:p>
       <w:pPr>
         <w:pStyle w:val="ListBullet"/>
@@ -1165,22 +1175,7 @@
           <w:color w:val="282C34"/>
           <w:sz w:val="21"/>
         </w:rPr>
-        <w:t xml:space="preserve">Protocol efficiency is </w:t>
-      </w:r>
-      <w:r>
-        <w:rPr>
-          <w:i/>
-          <w:color w:val="145AA0"/>
-          <w:sz w:val="21"/>
-        </w:rPr>
-        <w:t>\frac{8{10 = 80\%</w:t>
-      </w:r>
-      <w:r>
-        <w:rPr>
-          <w:color w:val="282C34"/>
-          <w:sz w:val="21"/>
-        </w:rPr>
-        <w:t>.</w:t>
+        <w:t>Protocol efficiency is 8 / 10 = 80\%.</w:t>
       </w:r>
     </w:p>
     <w:p>
@@ -1205,32 +1200,50 @@
         <w:t>:</w:t>
       </w:r>
     </w:p>
-    <w:p>
-      <w:pPr>
-        <w:spacing w:after="80"/>
-      </w:pPr>
-      <w:r>
-        <w:rPr>
-          <w:i/>
-          <w:color w:val="145AA0"/>
-          <w:sz w:val="21"/>
-        </w:rPr>
-      </w:r>
-      <w:r>
-        <w:rPr>
-          <w:color w:val="282C34"/>
-          <w:sz w:val="21"/>
-        </w:rPr>
-        <w:t>\text{Payload Rate (Bytes/s)} = \frac{\text{Baud Rate}}{\text{Total Bits per Frame}} = \frac{\text{Baud Rate}}{10}</w:t>
-      </w:r>
-      <w:r>
-        <w:rPr>
-          <w:i/>
-          <w:color w:val="145AA0"/>
-          <w:sz w:val="21"/>
-        </w:rPr>
-      </w:r>
-    </w:p>
+    <w:tbl>
+      <w:tblPr>
+        <w:tblW w:type="auto" w:w="0"/>
+        <w:jc w:val="center"/>
+        <w:tblLook w:firstColumn="1" w:firstRow="1" w:lastColumn="0" w:lastRow="0" w:noHBand="0" w:noVBand="1" w:val="04A0"/>
+      </w:tblPr>
+      <w:tblGrid>
+        <w:gridCol w:w="9792"/>
+      </w:tblGrid>
+      <w:tr>
+        <w:tc>
+          <w:tcPr>
+            <w:tcW w:type="dxa" w:w="9792"/>
+            <w:shd w:fill="F5F6F8"/>
+            <w:tcMar>
+              <w:top w:w="80" w:type="dxa"/>
+              <w:bottom w:w="80" w:type="dxa"/>
+              <w:left w:w="140" w:type="dxa"/>
+              <w:right w:w="140" w:type="dxa"/>
+            </w:tcMar>
+            <w:tcBorders>
+              <w:left w:val="single" w:sz="18" w:space="0" w:color="CBD5E0"/>
+              <w:top w:val="none"/>
+              <w:right w:val="none"/>
+              <w:bottom w:val="none"/>
+            </w:tcBorders>
+          </w:tcPr>
+          <w:p>
+            <w:pPr>
+              <w:spacing w:line="240" w:lineRule="auto" w:after="0"/>
+            </w:pPr>
+            <w:r>
+              <w:rPr>
+                <w:rFonts w:ascii="Consolas" w:hAnsi="Consolas"/>
+                <w:color w:val="2D3748"/>
+                <w:sz w:val="18"/>
+              </w:rPr>
+              <w:t>Payload Rate (Bytes/s) = (Baud Rate) / (Total Bits per Frame) = (Baud Rate) / 10</w:t>
+            </w:r>
+          </w:p>
+        </w:tc>
+      </w:tr>
+    </w:tbl>
+    <w:p/>
     <w:tbl>
       <w:tblPr>
         <w:tblW w:type="auto" w:w="0"/>
@@ -1297,11 +1310,10 @@
             <w:r>
               <w:rPr>
                 <w:b/>
-                <w:i/>
-                <w:color w:val="145AA0"/>
+                <w:color w:val="FFFFFF"/>
                 <w:sz w:val="19"/>
               </w:rPr>
-              <w:t>T_{bit</w:t>
+              <w:t>T_bit</w:t>
             </w:r>
           </w:p>
         </w:tc>
@@ -1401,11 +1413,10 @@
             </w:pPr>
             <w:r>
               <w:rPr>
-                <w:i/>
-                <w:color w:val="145AA0"/>
+                <w:color w:val="282C34"/>
                 <w:sz w:val="18"/>
               </w:rPr>
-              <w:t>104.17\,µs</w:t>
+              <w:t>104.17 µs</w:t>
             </w:r>
           </w:p>
         </w:tc>
@@ -1426,11 +1437,10 @@
             </w:pPr>
             <w:r>
               <w:rPr>
-                <w:i/>
-                <w:color w:val="145AA0"/>
+                <w:color w:val="282C34"/>
                 <w:sz w:val="18"/>
               </w:rPr>
-              <w:t>1.042\,ms</w:t>
+              <w:t>1.042 ms</w:t>
             </w:r>
           </w:p>
         </w:tc>
@@ -1451,33 +1461,10 @@
             </w:pPr>
             <w:r>
               <w:rPr>
-                <w:i/>
-                <w:color w:val="145AA0"/>
-                <w:sz w:val="18"/>
-              </w:rPr>
-              <w:t>960\,Bytes/s</w:t>
-            </w:r>
-            <w:r>
-              <w:rPr>
                 <w:color w:val="282C34"/>
                 <w:sz w:val="18"/>
               </w:rPr>
-              <w:t xml:space="preserve"> (</w:t>
-            </w:r>
-            <w:r>
-              <w:rPr>
-                <w:i/>
-                <w:color w:val="145AA0"/>
-                <w:sz w:val="18"/>
-              </w:rPr>
-              <w:t>0.94\,KB/s</w:t>
-            </w:r>
-            <w:r>
-              <w:rPr>
-                <w:color w:val="282C34"/>
-                <w:sz w:val="18"/>
-              </w:rPr>
-              <w:t>)</w:t>
+              <w:t>960 Bytes/s (0.94 KB/s)</w:t>
             </w:r>
           </w:p>
         </w:tc>
@@ -1527,11 +1514,10 @@
             </w:pPr>
             <w:r>
               <w:rPr>
-                <w:i/>
-                <w:color w:val="145AA0"/>
+                <w:color w:val="282C34"/>
                 <w:sz w:val="18"/>
               </w:rPr>
-              <w:t>52.08\,µs</w:t>
+              <w:t>52.08 µs</w:t>
             </w:r>
           </w:p>
         </w:tc>
@@ -1553,11 +1539,10 @@
             </w:pPr>
             <w:r>
               <w:rPr>
-                <w:i/>
-                <w:color w:val="145AA0"/>
+                <w:color w:val="282C34"/>
                 <w:sz w:val="18"/>
               </w:rPr>
-              <w:t>520.8\,µs</w:t>
+              <w:t>520.8 µs</w:t>
             </w:r>
           </w:p>
         </w:tc>
@@ -1579,33 +1564,10 @@
             </w:pPr>
             <w:r>
               <w:rPr>
-                <w:i/>
-                <w:color w:val="145AA0"/>
-                <w:sz w:val="18"/>
-              </w:rPr>
-              <w:t>1,920\,Bytes/s</w:t>
-            </w:r>
-            <w:r>
-              <w:rPr>
                 <w:color w:val="282C34"/>
                 <w:sz w:val="18"/>
               </w:rPr>
-              <w:t xml:space="preserve"> (</w:t>
-            </w:r>
-            <w:r>
-              <w:rPr>
-                <w:i/>
-                <w:color w:val="145AA0"/>
-                <w:sz w:val="18"/>
-              </w:rPr>
-              <w:t>1.88\,KB/s</w:t>
-            </w:r>
-            <w:r>
-              <w:rPr>
-                <w:color w:val="282C34"/>
-                <w:sz w:val="18"/>
-              </w:rPr>
-              <w:t>)</w:t>
+              <w:t>1,920 Bytes/s (1.88 KB/s)</w:t>
             </w:r>
           </w:p>
         </w:tc>
@@ -1653,11 +1615,10 @@
             </w:pPr>
             <w:r>
               <w:rPr>
-                <w:i/>
-                <w:color w:val="145AA0"/>
+                <w:color w:val="282C34"/>
                 <w:sz w:val="18"/>
               </w:rPr>
-              <w:t>26.04\,µs</w:t>
+              <w:t>26.04 µs</w:t>
             </w:r>
           </w:p>
         </w:tc>
@@ -1678,11 +1639,10 @@
             </w:pPr>
             <w:r>
               <w:rPr>
-                <w:i/>
-                <w:color w:val="145AA0"/>
+                <w:color w:val="282C34"/>
                 <w:sz w:val="18"/>
               </w:rPr>
-              <w:t>260.4\,µs</w:t>
+              <w:t>260.4 µs</w:t>
             </w:r>
           </w:p>
         </w:tc>
@@ -1703,33 +1663,10 @@
             </w:pPr>
             <w:r>
               <w:rPr>
-                <w:i/>
-                <w:color w:val="145AA0"/>
-                <w:sz w:val="18"/>
-              </w:rPr>
-              <w:t>3,840\,Bytes/s</w:t>
-            </w:r>
-            <w:r>
-              <w:rPr>
                 <w:color w:val="282C34"/>
                 <w:sz w:val="18"/>
               </w:rPr>
-              <w:t xml:space="preserve"> (</w:t>
-            </w:r>
-            <w:r>
-              <w:rPr>
-                <w:i/>
-                <w:color w:val="145AA0"/>
-                <w:sz w:val="18"/>
-              </w:rPr>
-              <w:t>3.75\,KB/s</w:t>
-            </w:r>
-            <w:r>
-              <w:rPr>
-                <w:color w:val="282C34"/>
-                <w:sz w:val="18"/>
-              </w:rPr>
-              <w:t>)</w:t>
+              <w:t>3,840 Bytes/s (3.75 KB/s)</w:t>
             </w:r>
           </w:p>
         </w:tc>
@@ -1779,11 +1716,10 @@
             </w:pPr>
             <w:r>
               <w:rPr>
-                <w:i/>
-                <w:color w:val="145AA0"/>
+                <w:color w:val="282C34"/>
                 <w:sz w:val="18"/>
               </w:rPr>
-              <w:t>17.36\,µs</w:t>
+              <w:t>17.36 µs</w:t>
             </w:r>
           </w:p>
         </w:tc>
@@ -1805,11 +1741,10 @@
             </w:pPr>
             <w:r>
               <w:rPr>
-                <w:i/>
-                <w:color w:val="145AA0"/>
+                <w:color w:val="282C34"/>
                 <w:sz w:val="18"/>
               </w:rPr>
-              <w:t>173.6\,µs</w:t>
+              <w:t>173.6 µs</w:t>
             </w:r>
           </w:p>
         </w:tc>
@@ -1831,33 +1766,10 @@
             </w:pPr>
             <w:r>
               <w:rPr>
-                <w:i/>
-                <w:color w:val="145AA0"/>
-                <w:sz w:val="18"/>
-              </w:rPr>
-              <w:t>5,760\,Bytes/s</w:t>
-            </w:r>
-            <w:r>
-              <w:rPr>
                 <w:color w:val="282C34"/>
                 <w:sz w:val="18"/>
               </w:rPr>
-              <w:t xml:space="preserve"> (</w:t>
-            </w:r>
-            <w:r>
-              <w:rPr>
-                <w:i/>
-                <w:color w:val="145AA0"/>
-                <w:sz w:val="18"/>
-              </w:rPr>
-              <w:t>5.63\,KB/s</w:t>
-            </w:r>
-            <w:r>
-              <w:rPr>
-                <w:color w:val="282C34"/>
-                <w:sz w:val="18"/>
-              </w:rPr>
-              <w:t>)</w:t>
+              <w:t>5,760 Bytes/s (5.63 KB/s)</w:t>
             </w:r>
           </w:p>
         </w:tc>
@@ -1905,11 +1817,10 @@
             </w:pPr>
             <w:r>
               <w:rPr>
-                <w:i/>
-                <w:color w:val="145AA0"/>
+                <w:color w:val="282C34"/>
                 <w:sz w:val="18"/>
               </w:rPr>
-              <w:t>8.68\,µs</w:t>
+              <w:t>8.68 µs</w:t>
             </w:r>
           </w:p>
         </w:tc>
@@ -1930,11 +1841,10 @@
             </w:pPr>
             <w:r>
               <w:rPr>
-                <w:i/>
-                <w:color w:val="145AA0"/>
+                <w:color w:val="282C34"/>
                 <w:sz w:val="18"/>
               </w:rPr>
-              <w:t>86.8\,µs</w:t>
+              <w:t>86.8 µs</w:t>
             </w:r>
           </w:p>
         </w:tc>
@@ -1955,33 +1865,10 @@
             </w:pPr>
             <w:r>
               <w:rPr>
-                <w:i/>
-                <w:color w:val="145AA0"/>
-                <w:sz w:val="18"/>
-              </w:rPr>
-              <w:t>11,520\,Bytes/s</w:t>
-            </w:r>
-            <w:r>
-              <w:rPr>
                 <w:color w:val="282C34"/>
                 <w:sz w:val="18"/>
               </w:rPr>
-              <w:t xml:space="preserve"> (</w:t>
-            </w:r>
-            <w:r>
-              <w:rPr>
-                <w:i/>
-                <w:color w:val="145AA0"/>
-                <w:sz w:val="18"/>
-              </w:rPr>
-              <w:t>11.25\,KB/s</w:t>
-            </w:r>
-            <w:r>
-              <w:rPr>
-                <w:color w:val="282C34"/>
-                <w:sz w:val="18"/>
-              </w:rPr>
-              <w:t>)</w:t>
+              <w:t>11,520 Bytes/s (11.25 KB/s)</w:t>
             </w:r>
           </w:p>
         </w:tc>
@@ -2031,11 +1918,10 @@
             </w:pPr>
             <w:r>
               <w:rPr>
-                <w:i/>
-                <w:color w:val="145AA0"/>
+                <w:color w:val="282C34"/>
                 <w:sz w:val="18"/>
               </w:rPr>
-              <w:t>1.085\,µs</w:t>
+              <w:t>1.085 µs</w:t>
             </w:r>
           </w:p>
         </w:tc>
@@ -2057,11 +1943,10 @@
             </w:pPr>
             <w:r>
               <w:rPr>
-                <w:i/>
-                <w:color w:val="145AA0"/>
+                <w:color w:val="282C34"/>
                 <w:sz w:val="18"/>
               </w:rPr>
-              <w:t>10.85\,µs</w:t>
+              <w:t>10.85 µs</w:t>
             </w:r>
           </w:p>
         </w:tc>
@@ -2083,33 +1968,10 @@
             </w:pPr>
             <w:r>
               <w:rPr>
-                <w:i/>
-                <w:color w:val="145AA0"/>
-                <w:sz w:val="18"/>
-              </w:rPr>
-              <w:t>92,160\,Bytes/s</w:t>
-            </w:r>
-            <w:r>
-              <w:rPr>
                 <w:color w:val="282C34"/>
                 <w:sz w:val="18"/>
               </w:rPr>
-              <w:t xml:space="preserve"> (</w:t>
-            </w:r>
-            <w:r>
-              <w:rPr>
-                <w:i/>
-                <w:color w:val="145AA0"/>
-                <w:sz w:val="18"/>
-              </w:rPr>
-              <w:t>90.0\,KB/s</w:t>
-            </w:r>
-            <w:r>
-              <w:rPr>
-                <w:color w:val="282C34"/>
-                <w:sz w:val="18"/>
-              </w:rPr>
-              <w:t>)</w:t>
+              <w:t>92,160 Bytes/s (90.0 KB/s)</w:t>
             </w:r>
           </w:p>
         </w:tc>
@@ -2157,11 +2019,10 @@
             </w:pPr>
             <w:r>
               <w:rPr>
-                <w:i/>
-                <w:color w:val="145AA0"/>
+                <w:color w:val="282C34"/>
                 <w:sz w:val="18"/>
               </w:rPr>
-              <w:t>0.667\,µs</w:t>
+              <w:t>0.667 µs</w:t>
             </w:r>
           </w:p>
         </w:tc>
@@ -2182,11 +2043,10 @@
             </w:pPr>
             <w:r>
               <w:rPr>
-                <w:i/>
-                <w:color w:val="145AA0"/>
+                <w:color w:val="282C34"/>
                 <w:sz w:val="18"/>
               </w:rPr>
-              <w:t>6.67\,µs</w:t>
+              <w:t>6.67 µs</w:t>
             </w:r>
           </w:p>
         </w:tc>
@@ -2207,33 +2067,10 @@
             </w:pPr>
             <w:r>
               <w:rPr>
-                <w:i/>
-                <w:color w:val="145AA0"/>
-                <w:sz w:val="18"/>
-              </w:rPr>
-              <w:t>150,000\,Bytes/s</w:t>
-            </w:r>
-            <w:r>
-              <w:rPr>
                 <w:color w:val="282C34"/>
                 <w:sz w:val="18"/>
               </w:rPr>
-              <w:t xml:space="preserve"> (</w:t>
-            </w:r>
-            <w:r>
-              <w:rPr>
-                <w:i/>
-                <w:color w:val="145AA0"/>
-                <w:sz w:val="18"/>
-              </w:rPr>
-              <w:t>146.5\,KB/s</w:t>
-            </w:r>
-            <w:r>
-              <w:rPr>
-                <w:color w:val="282C34"/>
-                <w:sz w:val="18"/>
-              </w:rPr>
-              <w:t>)</w:t>
+              <w:t>150,000 Bytes/s (146.5 KB/s)</w:t>
             </w:r>
           </w:p>
         </w:tc>
@@ -2270,22 +2107,7 @@
           <w:color w:val="282C34"/>
           <w:sz w:val="21"/>
         </w:rPr>
-        <w:t>Microcontrollers and SoCs (e.g., STM32, ESP32, NXP, Qualcomm, 16550 UART) generate baud rates from an internal system/peripheral clock (</w:t>
-      </w:r>
-      <w:r>
-        <w:rPr>
-          <w:i/>
-          <w:color w:val="145AA0"/>
-          <w:sz w:val="21"/>
-        </w:rPr>
-        <w:t>f_{clk</w:t>
-      </w:r>
-      <w:r>
-        <w:rPr>
-          <w:color w:val="282C34"/>
-          <w:sz w:val="21"/>
-        </w:rPr>
-        <w:t>).</w:t>
+        <w:t>Microcontrollers and SoCs (e.g., STM32, ESP32, NXP, Qualcomm, 16550 UART) generate baud rates from an internal system/peripheral clock (f_clk).</w:t>
       </w:r>
     </w:p>
     <w:p>
@@ -2332,29 +2154,14 @@
           <w:color w:val="282C34"/>
           <w:sz w:val="21"/>
         </w:rPr>
-        <w:t>$16\times$ the target baud rate</w:t>
+        <w:t>16* the target baud rate</w:t>
       </w:r>
       <w:r>
         <w:rPr>
           <w:color w:val="282C34"/>
           <w:sz w:val="21"/>
         </w:rPr>
-        <w:t xml:space="preserve"> (some controllers allow </w:t>
-      </w:r>
-      <w:r>
-        <w:rPr>
-          <w:i/>
-          <w:color w:val="145AA0"/>
-          <w:sz w:val="21"/>
-        </w:rPr>
-        <w:t>8×</w:t>
-      </w:r>
-      <w:r>
-        <w:rPr>
-          <w:color w:val="282C34"/>
-          <w:sz w:val="21"/>
-        </w:rPr>
-        <w:t>).</w:t>
+        <w:t xml:space="preserve"> (some controllers allow 8*).</w:t>
       </w:r>
     </w:p>
     <w:p>
@@ -2501,22 +2308,7 @@
           <w:color w:val="282C34"/>
           <w:sz w:val="21"/>
         </w:rPr>
-        <w:t xml:space="preserve">The peripheral clock </w:t>
-      </w:r>
-      <w:r>
-        <w:rPr>
-          <w:i/>
-          <w:color w:val="145AA0"/>
-          <w:sz w:val="21"/>
-        </w:rPr>
-        <w:t>f_{clk</w:t>
-      </w:r>
-      <w:r>
-        <w:rPr>
-          <w:color w:val="282C34"/>
-          <w:sz w:val="21"/>
-        </w:rPr>
-        <w:t xml:space="preserve"> is divided down using a register called the </w:t>
+        <w:t xml:space="preserve">The peripheral clock f_clk is divided down using a register called the </w:t>
       </w:r>
       <w:r>
         <w:rPr>
@@ -2579,32 +2371,50 @@
         <w:t xml:space="preserve"> in 16550):</w:t>
       </w:r>
     </w:p>
-    <w:p>
-      <w:pPr>
-        <w:spacing w:after="80"/>
-      </w:pPr>
-      <w:r>
-        <w:rPr>
-          <w:i/>
-          <w:color w:val="145AA0"/>
-          <w:sz w:val="21"/>
-        </w:rPr>
-      </w:r>
-      <w:r>
-        <w:rPr>
-          <w:color w:val="282C34"/>
-          <w:sz w:val="21"/>
-        </w:rPr>
-        <w:t>\text{Baud Rate} = \frac{f_{clk}}{OS \times \text{Divisor}}</w:t>
-      </w:r>
-      <w:r>
-        <w:rPr>
-          <w:i/>
-          <w:color w:val="145AA0"/>
-          <w:sz w:val="21"/>
-        </w:rPr>
-      </w:r>
-    </w:p>
+    <w:tbl>
+      <w:tblPr>
+        <w:tblW w:type="auto" w:w="0"/>
+        <w:jc w:val="center"/>
+        <w:tblLook w:firstColumn="1" w:firstRow="1" w:lastColumn="0" w:lastRow="0" w:noHBand="0" w:noVBand="1" w:val="04A0"/>
+      </w:tblPr>
+      <w:tblGrid>
+        <w:gridCol w:w="9792"/>
+      </w:tblGrid>
+      <w:tr>
+        <w:tc>
+          <w:tcPr>
+            <w:tcW w:type="dxa" w:w="9792"/>
+            <w:shd w:fill="F5F6F8"/>
+            <w:tcMar>
+              <w:top w:w="80" w:type="dxa"/>
+              <w:bottom w:w="80" w:type="dxa"/>
+              <w:left w:w="140" w:type="dxa"/>
+              <w:right w:w="140" w:type="dxa"/>
+            </w:tcMar>
+            <w:tcBorders>
+              <w:left w:val="single" w:sz="18" w:space="0" w:color="CBD5E0"/>
+              <w:top w:val="none"/>
+              <w:right w:val="none"/>
+              <w:bottom w:val="none"/>
+            </w:tcBorders>
+          </w:tcPr>
+          <w:p>
+            <w:pPr>
+              <w:spacing w:line="240" w:lineRule="auto" w:after="0"/>
+            </w:pPr>
+            <w:r>
+              <w:rPr>
+                <w:rFonts w:ascii="Consolas" w:hAnsi="Consolas"/>
+                <w:color w:val="2D3748"/>
+                <w:sz w:val="18"/>
+              </w:rPr>
+              <w:t>Baud Rate = f_clk / (OS * Divisor)</w:t>
+            </w:r>
+          </w:p>
+        </w:tc>
+      </w:tr>
+    </w:tbl>
+    <w:p/>
     <w:p>
       <w:pPr>
         <w:spacing w:after="80"/>
@@ -2625,18 +2435,10 @@
       </w:pPr>
       <w:r>
         <w:rPr>
-          <w:i/>
-          <w:color w:val="145AA0"/>
-          <w:sz w:val="21"/>
-        </w:rPr>
-        <w:t>f_{clk</w:t>
-      </w:r>
-      <w:r>
-        <w:rPr>
           <w:color w:val="282C34"/>
           <w:sz w:val="21"/>
         </w:rPr>
-        <w:t xml:space="preserve"> = Clock frequency supplied to the UART peripheral (in Hz).</w:t>
+        <w:t>f_clk = Clock frequency supplied to the UART peripheral (in Hz).</w:t>
       </w:r>
     </w:p>
     <w:p>
@@ -2647,33 +2449,10 @@
       </w:pPr>
       <w:r>
         <w:rPr>
-          <w:i/>
-          <w:color w:val="145AA0"/>
-          <w:sz w:val="21"/>
-        </w:rPr>
-        <w:t>OS</w:t>
-      </w:r>
-      <w:r>
-        <w:rPr>
           <w:color w:val="282C34"/>
           <w:sz w:val="21"/>
         </w:rPr>
-        <w:t xml:space="preserve"> = Oversampling factor (typically </w:t>
-      </w:r>
-      <w:r>
-        <w:rPr>
-          <w:i/>
-          <w:color w:val="145AA0"/>
-          <w:sz w:val="21"/>
-        </w:rPr>
-        <w:t>16</w:t>
-      </w:r>
-      <w:r>
-        <w:rPr>
-          <w:color w:val="282C34"/>
-          <w:sz w:val="21"/>
-        </w:rPr>
-        <w:t>).</w:t>
+        <w:t>OS = Oversampling factor (typically 16).</w:t>
       </w:r>
     </w:p>
     <w:p>
@@ -2684,18 +2463,10 @@
       </w:pPr>
       <w:r>
         <w:rPr>
-          <w:i/>
-          <w:color w:val="145AA0"/>
-          <w:sz w:val="21"/>
-        </w:rPr>
-        <w:t>Divisor</w:t>
-      </w:r>
-      <w:r>
-        <w:rPr>
           <w:color w:val="282C34"/>
           <w:sz w:val="21"/>
         </w:rPr>
-        <w:t xml:space="preserve"> = Value loaded into the Baud Rate Generator register.</w:t>
+        <w:t>Divisor = Value loaded into the Baud Rate Generator register.</w:t>
       </w:r>
     </w:p>
     <w:p>
@@ -2711,32 +2482,50 @@
         <w:t>C. Calculating the Required Divisor:</w:t>
       </w:r>
     </w:p>
-    <w:p>
-      <w:pPr>
-        <w:spacing w:after="80"/>
-      </w:pPr>
-      <w:r>
-        <w:rPr>
-          <w:i/>
-          <w:color w:val="145AA0"/>
-          <w:sz w:val="21"/>
-        </w:rPr>
-      </w:r>
-      <w:r>
-        <w:rPr>
-          <w:color w:val="282C34"/>
-          <w:sz w:val="21"/>
-        </w:rPr>
-        <w:t>\text{Divisor} = \frac{f_{clk}}{OS \times \text{Baud}_{target}}</w:t>
-      </w:r>
-      <w:r>
-        <w:rPr>
-          <w:i/>
-          <w:color w:val="145AA0"/>
-          <w:sz w:val="21"/>
-        </w:rPr>
-      </w:r>
-    </w:p>
+    <w:tbl>
+      <w:tblPr>
+        <w:tblW w:type="auto" w:w="0"/>
+        <w:jc w:val="center"/>
+        <w:tblLook w:firstColumn="1" w:firstRow="1" w:lastColumn="0" w:lastRow="0" w:noHBand="0" w:noVBand="1" w:val="04A0"/>
+      </w:tblPr>
+      <w:tblGrid>
+        <w:gridCol w:w="9792"/>
+      </w:tblGrid>
+      <w:tr>
+        <w:tc>
+          <w:tcPr>
+            <w:tcW w:type="dxa" w:w="9792"/>
+            <w:shd w:fill="F5F6F8"/>
+            <w:tcMar>
+              <w:top w:w="80" w:type="dxa"/>
+              <w:bottom w:w="80" w:type="dxa"/>
+              <w:left w:w="140" w:type="dxa"/>
+              <w:right w:w="140" w:type="dxa"/>
+            </w:tcMar>
+            <w:tcBorders>
+              <w:left w:val="single" w:sz="18" w:space="0" w:color="CBD5E0"/>
+              <w:top w:val="none"/>
+              <w:right w:val="none"/>
+              <w:bottom w:val="none"/>
+            </w:tcBorders>
+          </w:tcPr>
+          <w:p>
+            <w:pPr>
+              <w:spacing w:line="240" w:lineRule="auto" w:after="0"/>
+            </w:pPr>
+            <w:r>
+              <w:rPr>
+                <w:rFonts w:ascii="Consolas" w:hAnsi="Consolas"/>
+                <w:color w:val="2D3748"/>
+                <w:sz w:val="18"/>
+              </w:rPr>
+              <w:t>Divisor = f_clk / (OS * Baud_target)</w:t>
+            </w:r>
+          </w:p>
+        </w:tc>
+      </w:tr>
+    </w:tbl>
+    <w:p/>
     <w:p>
       <w:pPr>
         <w:spacing w:before="80" w:after="80"/>
@@ -2767,26 +2556,19 @@
           <w:color w:val="282C34"/>
           <w:sz w:val="21"/>
         </w:rPr>
-        <w:t xml:space="preserve">In hardware, the divisor is often an integer register. When </w:t>
+        <w:t xml:space="preserve">In hardware, the divisor is often an integer register. When f_clk / (OS </w:t>
       </w:r>
       <w:r>
         <w:rPr>
           <w:i/>
-          <w:color w:val="145AA0"/>
+          <w:color w:val="282C34"/>
           <w:sz w:val="21"/>
         </w:rPr>
-        <w:t>f_{clk / (OS × Baud)</w:t>
+        <w:t xml:space="preserve"> Baud) does not yield a whole number, rounding creates a </w:t>
       </w:r>
       <w:r>
         <w:rPr>
-          <w:color w:val="282C34"/>
-          <w:sz w:val="21"/>
-        </w:rPr>
-        <w:t xml:space="preserve"> does not yield a whole number, rounding creates a </w:t>
-      </w:r>
-      <w:r>
-        <w:rPr>
-          <w:b/>
+          <w:i/>
           <w:color w:val="282C34"/>
           <w:sz w:val="21"/>
         </w:rPr>
@@ -2797,7 +2579,7 @@
           <w:color w:val="282C34"/>
           <w:sz w:val="21"/>
         </w:rPr>
-        <w:t>.</w:t>
+        <w:t>*.</w:t>
       </w:r>
     </w:p>
     <w:p>
@@ -2813,58 +2595,94 @@
         <w:t>A. Actual Baud Rate &amp; Percentage Error Formulas</w:t>
       </w:r>
     </w:p>
-    <w:p>
-      <w:pPr>
-        <w:spacing w:after="80"/>
-      </w:pPr>
-      <w:r>
-        <w:rPr>
-          <w:i/>
-          <w:color w:val="145AA0"/>
-          <w:sz w:val="21"/>
-        </w:rPr>
-      </w:r>
-      <w:r>
-        <w:rPr>
-          <w:color w:val="282C34"/>
-          <w:sz w:val="21"/>
-        </w:rPr>
-        <w:t>\text{Baud}_{actual} = \frac{f_{clk}}{OS \times \text{Divisor}_{rounded}}</w:t>
-      </w:r>
-      <w:r>
-        <w:rPr>
-          <w:i/>
-          <w:color w:val="145AA0"/>
-          <w:sz w:val="21"/>
-        </w:rPr>
-      </w:r>
-    </w:p>
-    <w:p>
-      <w:pPr>
-        <w:spacing w:after="80"/>
-      </w:pPr>
-      <w:r>
-        <w:rPr>
-          <w:i/>
-          <w:color w:val="145AA0"/>
-          <w:sz w:val="21"/>
-        </w:rPr>
-      </w:r>
-      <w:r>
-        <w:rPr>
-          <w:color w:val="282C34"/>
-          <w:sz w:val="21"/>
-        </w:rPr>
-        <w:t>\text{Error (\%)} = \left( \frac{\text{Baud}_{actual} - \text{Baud}_{target}}{\text{Baud}_{target}} \right) \times 100\%</w:t>
-      </w:r>
-      <w:r>
-        <w:rPr>
-          <w:i/>
-          <w:color w:val="145AA0"/>
-          <w:sz w:val="21"/>
-        </w:rPr>
-      </w:r>
-    </w:p>
+    <w:tbl>
+      <w:tblPr>
+        <w:tblW w:type="auto" w:w="0"/>
+        <w:jc w:val="center"/>
+        <w:tblLook w:firstColumn="1" w:firstRow="1" w:lastColumn="0" w:lastRow="0" w:noHBand="0" w:noVBand="1" w:val="04A0"/>
+      </w:tblPr>
+      <w:tblGrid>
+        <w:gridCol w:w="9792"/>
+      </w:tblGrid>
+      <w:tr>
+        <w:tc>
+          <w:tcPr>
+            <w:tcW w:type="dxa" w:w="9792"/>
+            <w:shd w:fill="F5F6F8"/>
+            <w:tcMar>
+              <w:top w:w="80" w:type="dxa"/>
+              <w:bottom w:w="80" w:type="dxa"/>
+              <w:left w:w="140" w:type="dxa"/>
+              <w:right w:w="140" w:type="dxa"/>
+            </w:tcMar>
+            <w:tcBorders>
+              <w:left w:val="single" w:sz="18" w:space="0" w:color="CBD5E0"/>
+              <w:top w:val="none"/>
+              <w:right w:val="none"/>
+              <w:bottom w:val="none"/>
+            </w:tcBorders>
+          </w:tcPr>
+          <w:p>
+            <w:pPr>
+              <w:spacing w:line="240" w:lineRule="auto" w:after="0"/>
+            </w:pPr>
+            <w:r>
+              <w:rPr>
+                <w:rFonts w:ascii="Consolas" w:hAnsi="Consolas"/>
+                <w:color w:val="2D3748"/>
+                <w:sz w:val="18"/>
+              </w:rPr>
+              <w:t>Baud_actual = f_clk / (OS * Divisor_rounded)</w:t>
+            </w:r>
+          </w:p>
+        </w:tc>
+      </w:tr>
+    </w:tbl>
+    <w:p/>
+    <w:tbl>
+      <w:tblPr>
+        <w:tblW w:type="auto" w:w="0"/>
+        <w:jc w:val="center"/>
+        <w:tblLook w:firstColumn="1" w:firstRow="1" w:lastColumn="0" w:lastRow="0" w:noHBand="0" w:noVBand="1" w:val="04A0"/>
+      </w:tblPr>
+      <w:tblGrid>
+        <w:gridCol w:w="9792"/>
+      </w:tblGrid>
+      <w:tr>
+        <w:tc>
+          <w:tcPr>
+            <w:tcW w:type="dxa" w:w="9792"/>
+            <w:shd w:fill="F5F6F8"/>
+            <w:tcMar>
+              <w:top w:w="80" w:type="dxa"/>
+              <w:bottom w:w="80" w:type="dxa"/>
+              <w:left w:w="140" w:type="dxa"/>
+              <w:right w:w="140" w:type="dxa"/>
+            </w:tcMar>
+            <w:tcBorders>
+              <w:left w:val="single" w:sz="18" w:space="0" w:color="CBD5E0"/>
+              <w:top w:val="none"/>
+              <w:right w:val="none"/>
+              <w:bottom w:val="none"/>
+            </w:tcBorders>
+          </w:tcPr>
+          <w:p>
+            <w:pPr>
+              <w:spacing w:line="240" w:lineRule="auto" w:after="0"/>
+            </w:pPr>
+            <w:r>
+              <w:rPr>
+                <w:rFonts w:ascii="Consolas" w:hAnsi="Consolas"/>
+                <w:color w:val="2D3748"/>
+                <w:sz w:val="18"/>
+              </w:rPr>
+              <w:t>Error (\%) = ( (Baud_actual - Baud_target) / Baud_target ) * 100\%</w:t>
+            </w:r>
+          </w:p>
+        </w:tc>
+      </w:tr>
+    </w:tbl>
+    <w:p/>
     <w:p>
       <w:pPr>
         <w:spacing w:before="120" w:after="40"/>
@@ -2935,32 +2753,50 @@
         <w:t>With each passing bit, any timing mismatch accumulates:</w:t>
       </w:r>
     </w:p>
-    <w:p>
-      <w:pPr>
-        <w:spacing w:after="80"/>
-      </w:pPr>
-      <w:r>
-        <w:rPr>
-          <w:i/>
-          <w:color w:val="145AA0"/>
-          <w:sz w:val="21"/>
-        </w:rPr>
-      </w:r>
-      <w:r>
-        <w:rPr>
-          <w:color w:val="282C34"/>
-          <w:sz w:val="21"/>
-        </w:rPr>
-        <w:t>\Delta t_{accumulated} = N \times (T_{bit, actual} - T_{bit, target})</w:t>
-      </w:r>
-      <w:r>
-        <w:rPr>
-          <w:i/>
-          <w:color w:val="145AA0"/>
-          <w:sz w:val="21"/>
-        </w:rPr>
-      </w:r>
-    </w:p>
+    <w:tbl>
+      <w:tblPr>
+        <w:tblW w:type="auto" w:w="0"/>
+        <w:jc w:val="center"/>
+        <w:tblLook w:firstColumn="1" w:firstRow="1" w:lastColumn="0" w:lastRow="0" w:noHBand="0" w:noVBand="1" w:val="04A0"/>
+      </w:tblPr>
+      <w:tblGrid>
+        <w:gridCol w:w="9792"/>
+      </w:tblGrid>
+      <w:tr>
+        <w:tc>
+          <w:tcPr>
+            <w:tcW w:type="dxa" w:w="9792"/>
+            <w:shd w:fill="F5F6F8"/>
+            <w:tcMar>
+              <w:top w:w="80" w:type="dxa"/>
+              <w:bottom w:w="80" w:type="dxa"/>
+              <w:left w:w="140" w:type="dxa"/>
+              <w:right w:w="140" w:type="dxa"/>
+            </w:tcMar>
+            <w:tcBorders>
+              <w:left w:val="single" w:sz="18" w:space="0" w:color="CBD5E0"/>
+              <w:top w:val="none"/>
+              <w:right w:val="none"/>
+              <w:bottom w:val="none"/>
+            </w:tcBorders>
+          </w:tcPr>
+          <w:p>
+            <w:pPr>
+              <w:spacing w:line="240" w:lineRule="auto" w:after="0"/>
+            </w:pPr>
+            <w:r>
+              <w:rPr>
+                <w:rFonts w:ascii="Consolas" w:hAnsi="Consolas"/>
+                <w:color w:val="2D3748"/>
+                <w:sz w:val="18"/>
+              </w:rPr>
+              <w:t>Δ t_accumulated = N * (T_bit, actual - T_bit, target)</w:t>
+            </w:r>
+          </w:p>
+        </w:tc>
+      </w:tr>
+    </w:tbl>
+    <w:p/>
     <w:p>
       <w:pPr>
         <w:pStyle w:val="ListBullet"/>
@@ -2980,7 +2816,7 @@
           <w:color w:val="282C34"/>
           <w:sz w:val="21"/>
         </w:rPr>
-        <w:t>$\pm 0.5 \times T_{bit}$</w:t>
+        <w:t>± 0.5 * T_bit</w:t>
       </w:r>
       <w:r>
         <w:rPr>
@@ -3017,29 +2853,14 @@
           <w:color w:val="282C34"/>
           <w:sz w:val="21"/>
         </w:rPr>
-        <w:t>must remain within $\pm 2.5\%$ to $\pm 3\%$</w:t>
+        <w:t>must remain within ± 2.5\% to ± 3\%</w:t>
       </w:r>
       <w:r>
         <w:rPr>
           <w:color w:val="282C34"/>
           <w:sz w:val="21"/>
         </w:rPr>
-        <w:t xml:space="preserve">. Exceeding </w:t>
-      </w:r>
-      <w:r>
-        <w:rPr>
-          <w:i/>
-          <w:color w:val="145AA0"/>
-          <w:sz w:val="21"/>
-        </w:rPr>
-        <w:t>3\%</w:t>
-      </w:r>
-      <w:r>
-        <w:rPr>
-          <w:color w:val="282C34"/>
-          <w:sz w:val="21"/>
-        </w:rPr>
-        <w:t xml:space="preserve"> results in corrupted bytes and </w:t>
+        <w:t xml:space="preserve">. Exceeding 3\% results in corrupted bytes and </w:t>
       </w:r>
       <w:r>
         <w:rPr>
@@ -3102,52 +2923,7 @@
           <w:color w:val="282C34"/>
           <w:sz w:val="21"/>
         </w:rPr>
-        <w:t xml:space="preserve">Given: </w:t>
-      </w:r>
-      <w:r>
-        <w:rPr>
-          <w:i/>
-          <w:color w:val="145AA0"/>
-          <w:sz w:val="21"/>
-        </w:rPr>
-        <w:t>f_{clk = 16\,MHz = 16,000,000\,Hz</w:t>
-      </w:r>
-      <w:r>
-        <w:rPr>
-          <w:color w:val="282C34"/>
-          <w:sz w:val="21"/>
-        </w:rPr>
-        <w:t xml:space="preserve">, Target Baud = </w:t>
-      </w:r>
-      <w:r>
-        <w:rPr>
-          <w:i/>
-          <w:color w:val="145AA0"/>
-          <w:sz w:val="21"/>
-        </w:rPr>
-        <w:t>115200</w:t>
-      </w:r>
-      <w:r>
-        <w:rPr>
-          <w:color w:val="282C34"/>
-          <w:sz w:val="21"/>
-        </w:rPr>
-        <w:t xml:space="preserve">, </w:t>
-      </w:r>
-      <w:r>
-        <w:rPr>
-          <w:i/>
-          <w:color w:val="145AA0"/>
-          <w:sz w:val="21"/>
-        </w:rPr>
-        <w:t>OS = 16</w:t>
-      </w:r>
-      <w:r>
-        <w:rPr>
-          <w:color w:val="282C34"/>
-          <w:sz w:val="21"/>
-        </w:rPr>
-        <w:t>.</w:t>
+        <w:t>Given: f_clk = 16 MHz = 16,000,000 Hz, Target Baud = 115200, OS = 16.</w:t>
       </w:r>
     </w:p>
     <w:p>
@@ -3164,32 +2940,50 @@
         <w:t>Compute Divisor:</w:t>
       </w:r>
     </w:p>
-    <w:p>
-      <w:pPr>
-        <w:spacing w:after="80"/>
-      </w:pPr>
-      <w:r>
-        <w:rPr>
-          <w:i/>
-          <w:color w:val="145AA0"/>
-          <w:sz w:val="21"/>
-        </w:rPr>
-      </w:r>
-      <w:r>
-        <w:rPr>
-          <w:color w:val="282C34"/>
-          <w:sz w:val="21"/>
-        </w:rPr>
-        <w:t>\text{Divisor} = \frac{16,000,000}{16 \times 115200} = \frac{16,000,000}{1,843,200} \approx 8.68055</w:t>
-      </w:r>
-      <w:r>
-        <w:rPr>
-          <w:i/>
-          <w:color w:val="145AA0"/>
-          <w:sz w:val="21"/>
-        </w:rPr>
-      </w:r>
-    </w:p>
+    <w:tbl>
+      <w:tblPr>
+        <w:tblW w:type="auto" w:w="0"/>
+        <w:jc w:val="center"/>
+        <w:tblLook w:firstColumn="1" w:firstRow="1" w:lastColumn="0" w:lastRow="0" w:noHBand="0" w:noVBand="1" w:val="04A0"/>
+      </w:tblPr>
+      <w:tblGrid>
+        <w:gridCol w:w="9792"/>
+      </w:tblGrid>
+      <w:tr>
+        <w:tc>
+          <w:tcPr>
+            <w:tcW w:type="dxa" w:w="9792"/>
+            <w:shd w:fill="F5F6F8"/>
+            <w:tcMar>
+              <w:top w:w="80" w:type="dxa"/>
+              <w:bottom w:w="80" w:type="dxa"/>
+              <w:left w:w="140" w:type="dxa"/>
+              <w:right w:w="140" w:type="dxa"/>
+            </w:tcMar>
+            <w:tcBorders>
+              <w:left w:val="single" w:sz="18" w:space="0" w:color="CBD5E0"/>
+              <w:top w:val="none"/>
+              <w:right w:val="none"/>
+              <w:bottom w:val="none"/>
+            </w:tcBorders>
+          </w:tcPr>
+          <w:p>
+            <w:pPr>
+              <w:spacing w:line="240" w:lineRule="auto" w:after="0"/>
+            </w:pPr>
+            <w:r>
+              <w:rPr>
+                <w:rFonts w:ascii="Consolas" w:hAnsi="Consolas"/>
+                <w:color w:val="2D3748"/>
+                <w:sz w:val="18"/>
+              </w:rPr>
+              <w:t>Divisor = 16,000,000 / (16 * 115200) = 16,000,000 / 1,843,200 ≈ 8.68055</w:t>
+            </w:r>
+          </w:p>
+        </w:tc>
+      </w:tr>
+    </w:tbl>
+    <w:p/>
     <w:p>
       <w:pPr>
         <w:pStyle w:val="ListBullet"/>
@@ -3209,29 +3003,14 @@
           <w:color w:val="282C34"/>
           <w:sz w:val="21"/>
         </w:rPr>
-        <w:t>$9$</w:t>
+        <w:t>9</w:t>
       </w:r>
       <w:r>
         <w:rPr>
           <w:color w:val="282C34"/>
           <w:sz w:val="21"/>
         </w:rPr>
-        <w:t xml:space="preserve"> (or </w:t>
-      </w:r>
-      <w:r>
-        <w:rPr>
-          <w:i/>
-          <w:color w:val="145AA0"/>
-          <w:sz w:val="21"/>
-        </w:rPr>
-        <w:t>8</w:t>
-      </w:r>
-      <w:r>
-        <w:rPr>
-          <w:color w:val="282C34"/>
-          <w:sz w:val="21"/>
-        </w:rPr>
-        <w:t>):</w:t>
+        <w:t xml:space="preserve"> (or 8):</w:t>
       </w:r>
     </w:p>
     <w:p>
@@ -3245,76 +3024,97 @@
           <w:color w:val="282C34"/>
           <w:sz w:val="21"/>
         </w:rPr>
-        <w:t xml:space="preserve">With </w:t>
-      </w:r>
-      <w:r>
-        <w:rPr>
-          <w:i/>
-          <w:color w:val="145AA0"/>
-          <w:sz w:val="21"/>
-        </w:rPr>
-        <w:t>Divisor = 9</w:t>
-      </w:r>
-      <w:r>
-        <w:rPr>
-          <w:color w:val="282C34"/>
-          <w:sz w:val="21"/>
-        </w:rPr>
-        <w:t>:</w:t>
+        <w:t>With Divisor = 9:</w:t>
       </w:r>
     </w:p>
-    <w:p>
-      <w:pPr>
-        <w:spacing w:after="80"/>
-      </w:pPr>
-      <w:r>
-        <w:rPr>
-          <w:i/>
-          <w:color w:val="145AA0"/>
-          <w:sz w:val="21"/>
-        </w:rPr>
-      </w:r>
-      <w:r>
-        <w:rPr>
-          <w:color w:val="282C34"/>
-          <w:sz w:val="21"/>
-        </w:rPr>
-        <w:t>\text{Baud}_{actual} = \frac{16,000,000}{16 \times 9} = 111,111.1\,\text{bps}</w:t>
-      </w:r>
-      <w:r>
-        <w:rPr>
-          <w:i/>
-          <w:color w:val="145AA0"/>
-          <w:sz w:val="21"/>
-        </w:rPr>
-      </w:r>
-    </w:p>
-    <w:p>
-      <w:pPr>
-        <w:spacing w:after="80"/>
-      </w:pPr>
-      <w:r>
-        <w:rPr>
-          <w:i/>
-          <w:color w:val="145AA0"/>
-          <w:sz w:val="21"/>
-        </w:rPr>
-      </w:r>
-      <w:r>
-        <w:rPr>
-          <w:color w:val="282C34"/>
-          <w:sz w:val="21"/>
-        </w:rPr>
-        <w:t>\text{Error} = \left( \frac{111111.1 - 115200}{115200} \right) \times 100\% = \mathbf{-3.55\%}</w:t>
-      </w:r>
-      <w:r>
-        <w:rPr>
-          <w:i/>
-          <w:color w:val="145AA0"/>
-          <w:sz w:val="21"/>
-        </w:rPr>
-      </w:r>
-    </w:p>
+    <w:tbl>
+      <w:tblPr>
+        <w:tblW w:type="auto" w:w="0"/>
+        <w:jc w:val="center"/>
+        <w:tblLook w:firstColumn="1" w:firstRow="1" w:lastColumn="0" w:lastRow="0" w:noHBand="0" w:noVBand="1" w:val="04A0"/>
+      </w:tblPr>
+      <w:tblGrid>
+        <w:gridCol w:w="9792"/>
+      </w:tblGrid>
+      <w:tr>
+        <w:tc>
+          <w:tcPr>
+            <w:tcW w:type="dxa" w:w="9792"/>
+            <w:shd w:fill="F5F6F8"/>
+            <w:tcMar>
+              <w:top w:w="80" w:type="dxa"/>
+              <w:bottom w:w="80" w:type="dxa"/>
+              <w:left w:w="140" w:type="dxa"/>
+              <w:right w:w="140" w:type="dxa"/>
+            </w:tcMar>
+            <w:tcBorders>
+              <w:left w:val="single" w:sz="18" w:space="0" w:color="CBD5E0"/>
+              <w:top w:val="none"/>
+              <w:right w:val="none"/>
+              <w:bottom w:val="none"/>
+            </w:tcBorders>
+          </w:tcPr>
+          <w:p>
+            <w:pPr>
+              <w:spacing w:line="240" w:lineRule="auto" w:after="0"/>
+            </w:pPr>
+            <w:r>
+              <w:rPr>
+                <w:rFonts w:ascii="Consolas" w:hAnsi="Consolas"/>
+                <w:color w:val="2D3748"/>
+                <w:sz w:val="18"/>
+              </w:rPr>
+              <w:t>Baud_actual = 16,000,000 / (16 * 9) = 111,111.1 bps</w:t>
+            </w:r>
+          </w:p>
+        </w:tc>
+      </w:tr>
+    </w:tbl>
+    <w:p/>
+    <w:tbl>
+      <w:tblPr>
+        <w:tblW w:type="auto" w:w="0"/>
+        <w:jc w:val="center"/>
+        <w:tblLook w:firstColumn="1" w:firstRow="1" w:lastColumn="0" w:lastRow="0" w:noHBand="0" w:noVBand="1" w:val="04A0"/>
+      </w:tblPr>
+      <w:tblGrid>
+        <w:gridCol w:w="9792"/>
+      </w:tblGrid>
+      <w:tr>
+        <w:tc>
+          <w:tcPr>
+            <w:tcW w:type="dxa" w:w="9792"/>
+            <w:shd w:fill="F5F6F8"/>
+            <w:tcMar>
+              <w:top w:w="80" w:type="dxa"/>
+              <w:bottom w:w="80" w:type="dxa"/>
+              <w:left w:w="140" w:type="dxa"/>
+              <w:right w:w="140" w:type="dxa"/>
+            </w:tcMar>
+            <w:tcBorders>
+              <w:left w:val="single" w:sz="18" w:space="0" w:color="CBD5E0"/>
+              <w:top w:val="none"/>
+              <w:right w:val="none"/>
+              <w:bottom w:val="none"/>
+            </w:tcBorders>
+          </w:tcPr>
+          <w:p>
+            <w:pPr>
+              <w:spacing w:line="240" w:lineRule="auto" w:after="0"/>
+            </w:pPr>
+            <w:r>
+              <w:rPr>
+                <w:rFonts w:ascii="Consolas" w:hAnsi="Consolas"/>
+                <w:color w:val="2D3748"/>
+                <w:sz w:val="18"/>
+              </w:rPr>
+              <w:t>Error = ( (111111.1 - 115200) / 115200 ) * 100\% = -3.55\%</w:t>
+            </w:r>
+          </w:p>
+        </w:tc>
+      </w:tr>
+    </w:tbl>
+    <w:p/>
     <w:p>
       <w:pPr>
         <w:pStyle w:val="ListBullet"/>
@@ -3349,37 +3149,7 @@
           <w:color w:val="282C34"/>
           <w:sz w:val="21"/>
         </w:rPr>
-        <w:t xml:space="preserve"> </w:t>
-      </w:r>
-      <w:r>
-        <w:rPr>
-          <w:i/>
-          <w:color w:val="145AA0"/>
-          <w:sz w:val="21"/>
-        </w:rPr>
-        <w:t>-3.55\%</w:t>
-      </w:r>
-      <w:r>
-        <w:rPr>
-          <w:color w:val="282C34"/>
-          <w:sz w:val="21"/>
-        </w:rPr>
-        <w:t xml:space="preserve"> exceeds the </w:t>
-      </w:r>
-      <w:r>
-        <w:rPr>
-          <w:i/>
-          <w:color w:val="145AA0"/>
-          <w:sz w:val="21"/>
-        </w:rPr>
-        <w:t>3\%</w:t>
-      </w:r>
-      <w:r>
-        <w:rPr>
-          <w:color w:val="282C34"/>
-          <w:sz w:val="21"/>
-        </w:rPr>
-        <w:t xml:space="preserve"> limit. Communication will suffer frequent framing errors and corrupted packets.</w:t>
+        <w:t xml:space="preserve"> -3.55\% exceeds the 3\% limit. Communication will suffer frequent framing errors and corrupted packets.</w:t>
       </w:r>
     </w:p>
     <w:p>
@@ -3418,15 +3188,7 @@
           <w:color w:val="282C34"/>
           <w:sz w:val="21"/>
         </w:rPr>
-        <w:t xml:space="preserve">Ideal Divisor = </w:t>
-      </w:r>
-      <w:r>
-        <w:rPr>
-          <w:i/>
-          <w:color w:val="145AA0"/>
-          <w:sz w:val="21"/>
-        </w:rPr>
-        <w:t>8.68055</w:t>
+        <w:t>Ideal Divisor = 8.68055</w:t>
       </w:r>
     </w:p>
     <w:p>
@@ -3440,15 +3202,7 @@
           <w:color w:val="282C34"/>
           <w:sz w:val="21"/>
         </w:rPr>
-        <w:t xml:space="preserve">Mantissa = </w:t>
-      </w:r>
-      <w:r>
-        <w:rPr>
-          <w:i/>
-          <w:color w:val="145AA0"/>
-          <w:sz w:val="21"/>
-        </w:rPr>
-        <w:t>8</w:t>
+        <w:t>Mantissa = 8</w:t>
       </w:r>
     </w:p>
     <w:p>
@@ -3462,15 +3216,7 @@
           <w:color w:val="282C34"/>
           <w:sz w:val="21"/>
         </w:rPr>
-        <w:t xml:space="preserve">Fraction = </w:t>
-      </w:r>
-      <w:r>
-        <w:rPr>
-          <w:i/>
-          <w:color w:val="145AA0"/>
-          <w:sz w:val="21"/>
-        </w:rPr>
-        <w:t>round(0.68055 × 16) = round(10.88) = 11</w:t>
+        <w:t>Fraction = round(0.68055 * 16) = round(10.88) = 11</w:t>
       </w:r>
     </w:p>
     <w:p>
@@ -3484,15 +3230,7 @@
           <w:color w:val="282C34"/>
           <w:sz w:val="21"/>
         </w:rPr>
-        <w:t xml:space="preserve">Effective Divisor = </w:t>
-      </w:r>
-      <w:r>
-        <w:rPr>
-          <w:i/>
-          <w:color w:val="145AA0"/>
-          <w:sz w:val="21"/>
-        </w:rPr>
-        <w:t>8 + \frac{11{16 = 8.6875</w:t>
+        <w:t>Effective Divisor = 8 + 11 / 16 = 8.6875</w:t>
       </w:r>
     </w:p>
     <w:p>
@@ -3509,58 +3247,94 @@
         <w:t>Recalculate Actual Baud:</w:t>
       </w:r>
     </w:p>
-    <w:p>
-      <w:pPr>
-        <w:spacing w:after="80"/>
-      </w:pPr>
-      <w:r>
-        <w:rPr>
-          <w:i/>
-          <w:color w:val="145AA0"/>
-          <w:sz w:val="21"/>
-        </w:rPr>
-      </w:r>
-      <w:r>
-        <w:rPr>
-          <w:color w:val="282C34"/>
-          <w:sz w:val="21"/>
-        </w:rPr>
-        <w:t>\text{Baud}_{actual} = \frac{16,000,000}{16 \times 8.6875} = 115,107.9\,\text{bps}</w:t>
-      </w:r>
-      <w:r>
-        <w:rPr>
-          <w:i/>
-          <w:color w:val="145AA0"/>
-          <w:sz w:val="21"/>
-        </w:rPr>
-      </w:r>
-    </w:p>
-    <w:p>
-      <w:pPr>
-        <w:spacing w:after="80"/>
-      </w:pPr>
-      <w:r>
-        <w:rPr>
-          <w:i/>
-          <w:color w:val="145AA0"/>
-          <w:sz w:val="21"/>
-        </w:rPr>
-      </w:r>
-      <w:r>
-        <w:rPr>
-          <w:color w:val="282C34"/>
-          <w:sz w:val="21"/>
-        </w:rPr>
-        <w:t>\text{Error} = \left( \frac{115107.9 - 115200}{115200} \right) \times 100\% = \mathbf{-0.08\%}</w:t>
-      </w:r>
-      <w:r>
-        <w:rPr>
-          <w:i/>
-          <w:color w:val="145AA0"/>
-          <w:sz w:val="21"/>
-        </w:rPr>
-      </w:r>
-    </w:p>
+    <w:tbl>
+      <w:tblPr>
+        <w:tblW w:type="auto" w:w="0"/>
+        <w:jc w:val="center"/>
+        <w:tblLook w:firstColumn="1" w:firstRow="1" w:lastColumn="0" w:lastRow="0" w:noHBand="0" w:noVBand="1" w:val="04A0"/>
+      </w:tblPr>
+      <w:tblGrid>
+        <w:gridCol w:w="9792"/>
+      </w:tblGrid>
+      <w:tr>
+        <w:tc>
+          <w:tcPr>
+            <w:tcW w:type="dxa" w:w="9792"/>
+            <w:shd w:fill="F5F6F8"/>
+            <w:tcMar>
+              <w:top w:w="80" w:type="dxa"/>
+              <w:bottom w:w="80" w:type="dxa"/>
+              <w:left w:w="140" w:type="dxa"/>
+              <w:right w:w="140" w:type="dxa"/>
+            </w:tcMar>
+            <w:tcBorders>
+              <w:left w:val="single" w:sz="18" w:space="0" w:color="CBD5E0"/>
+              <w:top w:val="none"/>
+              <w:right w:val="none"/>
+              <w:bottom w:val="none"/>
+            </w:tcBorders>
+          </w:tcPr>
+          <w:p>
+            <w:pPr>
+              <w:spacing w:line="240" w:lineRule="auto" w:after="0"/>
+            </w:pPr>
+            <w:r>
+              <w:rPr>
+                <w:rFonts w:ascii="Consolas" w:hAnsi="Consolas"/>
+                <w:color w:val="2D3748"/>
+                <w:sz w:val="18"/>
+              </w:rPr>
+              <w:t>Baud_actual = 16,000,000 / (16 * 8.6875) = 115,107.9 bps</w:t>
+            </w:r>
+          </w:p>
+        </w:tc>
+      </w:tr>
+    </w:tbl>
+    <w:p/>
+    <w:tbl>
+      <w:tblPr>
+        <w:tblW w:type="auto" w:w="0"/>
+        <w:jc w:val="center"/>
+        <w:tblLook w:firstColumn="1" w:firstRow="1" w:lastColumn="0" w:lastRow="0" w:noHBand="0" w:noVBand="1" w:val="04A0"/>
+      </w:tblPr>
+      <w:tblGrid>
+        <w:gridCol w:w="9792"/>
+      </w:tblGrid>
+      <w:tr>
+        <w:tc>
+          <w:tcPr>
+            <w:tcW w:type="dxa" w:w="9792"/>
+            <w:shd w:fill="F5F6F8"/>
+            <w:tcMar>
+              <w:top w:w="80" w:type="dxa"/>
+              <w:bottom w:w="80" w:type="dxa"/>
+              <w:left w:w="140" w:type="dxa"/>
+              <w:right w:w="140" w:type="dxa"/>
+            </w:tcMar>
+            <w:tcBorders>
+              <w:left w:val="single" w:sz="18" w:space="0" w:color="CBD5E0"/>
+              <w:top w:val="none"/>
+              <w:right w:val="none"/>
+              <w:bottom w:val="none"/>
+            </w:tcBorders>
+          </w:tcPr>
+          <w:p>
+            <w:pPr>
+              <w:spacing w:line="240" w:lineRule="auto" w:after="0"/>
+            </w:pPr>
+            <w:r>
+              <w:rPr>
+                <w:rFonts w:ascii="Consolas" w:hAnsi="Consolas"/>
+                <w:color w:val="2D3748"/>
+                <w:sz w:val="18"/>
+              </w:rPr>
+              <w:t>Error = ( (115107.9 - 115200) / 115200 ) * 100\% = -0.08\%</w:t>
+            </w:r>
+          </w:p>
+        </w:tc>
+      </w:tr>
+    </w:tbl>
+    <w:p/>
     <w:p>
       <w:pPr>
         <w:pStyle w:val="ListBullet"/>
@@ -3595,22 +3369,7 @@
           <w:color w:val="282C34"/>
           <w:sz w:val="21"/>
         </w:rPr>
-        <w:t xml:space="preserve"> (</w:t>
-      </w:r>
-      <w:r>
-        <w:rPr>
-          <w:i/>
-          <w:color w:val="145AA0"/>
-          <w:sz w:val="21"/>
-        </w:rPr>
-        <w:t>&lt; 0.1\%</w:t>
-      </w:r>
-      <w:r>
-        <w:rPr>
-          <w:color w:val="282C34"/>
-          <w:sz w:val="21"/>
-        </w:rPr>
-        <w:t xml:space="preserve"> error).</w:t>
+        <w:t xml:space="preserve"> (&lt; 0.1\% error).</w:t>
       </w:r>
     </w:p>
     <w:p>
@@ -3643,7 +3402,7 @@
           <w:color w:val="282C34"/>
           <w:sz w:val="21"/>
         </w:rPr>
-        <w:t>$11.0592\,\text{MHz}$</w:t>
+        <w:t>11.0592 MHz</w:t>
       </w:r>
       <w:r>
         <w:rPr>
@@ -3667,32 +3426,50 @@
         <w:t>Divisor for 115,200 baud:</w:t>
       </w:r>
     </w:p>
-    <w:p>
-      <w:pPr>
-        <w:spacing w:after="80"/>
-      </w:pPr>
-      <w:r>
-        <w:rPr>
-          <w:i/>
-          <w:color w:val="145AA0"/>
-          <w:sz w:val="21"/>
-        </w:rPr>
-      </w:r>
-      <w:r>
-        <w:rPr>
-          <w:color w:val="282C34"/>
-          <w:sz w:val="21"/>
-        </w:rPr>
-        <w:t>\text{Divisor} = \frac{11,059,200}{16 \times 115200} = \frac{11,059,200}{1,843,200} = \mathbf{6.0000}</w:t>
-      </w:r>
-      <w:r>
-        <w:rPr>
-          <w:i/>
-          <w:color w:val="145AA0"/>
-          <w:sz w:val="21"/>
-        </w:rPr>
-      </w:r>
-    </w:p>
+    <w:tbl>
+      <w:tblPr>
+        <w:tblW w:type="auto" w:w="0"/>
+        <w:jc w:val="center"/>
+        <w:tblLook w:firstColumn="1" w:firstRow="1" w:lastColumn="0" w:lastRow="0" w:noHBand="0" w:noVBand="1" w:val="04A0"/>
+      </w:tblPr>
+      <w:tblGrid>
+        <w:gridCol w:w="9792"/>
+      </w:tblGrid>
+      <w:tr>
+        <w:tc>
+          <w:tcPr>
+            <w:tcW w:type="dxa" w:w="9792"/>
+            <w:shd w:fill="F5F6F8"/>
+            <w:tcMar>
+              <w:top w:w="80" w:type="dxa"/>
+              <w:bottom w:w="80" w:type="dxa"/>
+              <w:left w:w="140" w:type="dxa"/>
+              <w:right w:w="140" w:type="dxa"/>
+            </w:tcMar>
+            <w:tcBorders>
+              <w:left w:val="single" w:sz="18" w:space="0" w:color="CBD5E0"/>
+              <w:top w:val="none"/>
+              <w:right w:val="none"/>
+              <w:bottom w:val="none"/>
+            </w:tcBorders>
+          </w:tcPr>
+          <w:p>
+            <w:pPr>
+              <w:spacing w:line="240" w:lineRule="auto" w:after="0"/>
+            </w:pPr>
+            <w:r>
+              <w:rPr>
+                <w:rFonts w:ascii="Consolas" w:hAnsi="Consolas"/>
+                <w:color w:val="2D3748"/>
+                <w:sz w:val="18"/>
+              </w:rPr>
+              <w:t>Divisor = 11,059,200 / (16 * 115200) = 11,059,200 / 1,843,200 = 6.0000</w:t>
+            </w:r>
+          </w:p>
+        </w:tc>
+      </w:tr>
+    </w:tbl>
+    <w:p/>
     <w:p>
       <w:pPr>
         <w:pStyle w:val="ListBullet"/>
@@ -3707,32 +3484,50 @@
         <w:t>Divisor for 9600 baud:</w:t>
       </w:r>
     </w:p>
-    <w:p>
-      <w:pPr>
-        <w:spacing w:after="80"/>
-      </w:pPr>
-      <w:r>
-        <w:rPr>
-          <w:i/>
-          <w:color w:val="145AA0"/>
-          <w:sz w:val="21"/>
-        </w:rPr>
-      </w:r>
-      <w:r>
-        <w:rPr>
-          <w:color w:val="282C34"/>
-          <w:sz w:val="21"/>
-        </w:rPr>
-        <w:t>\text{Divisor} = \frac{11,059,200}{16 \times 9600} = \mathbf{72.0000}</w:t>
-      </w:r>
-      <w:r>
-        <w:rPr>
-          <w:i/>
-          <w:color w:val="145AA0"/>
-          <w:sz w:val="21"/>
-        </w:rPr>
-      </w:r>
-    </w:p>
+    <w:tbl>
+      <w:tblPr>
+        <w:tblW w:type="auto" w:w="0"/>
+        <w:jc w:val="center"/>
+        <w:tblLook w:firstColumn="1" w:firstRow="1" w:lastColumn="0" w:lastRow="0" w:noHBand="0" w:noVBand="1" w:val="04A0"/>
+      </w:tblPr>
+      <w:tblGrid>
+        <w:gridCol w:w="9792"/>
+      </w:tblGrid>
+      <w:tr>
+        <w:tc>
+          <w:tcPr>
+            <w:tcW w:type="dxa" w:w="9792"/>
+            <w:shd w:fill="F5F6F8"/>
+            <w:tcMar>
+              <w:top w:w="80" w:type="dxa"/>
+              <w:bottom w:w="80" w:type="dxa"/>
+              <w:left w:w="140" w:type="dxa"/>
+              <w:right w:w="140" w:type="dxa"/>
+            </w:tcMar>
+            <w:tcBorders>
+              <w:left w:val="single" w:sz="18" w:space="0" w:color="CBD5E0"/>
+              <w:top w:val="none"/>
+              <w:right w:val="none"/>
+              <w:bottom w:val="none"/>
+            </w:tcBorders>
+          </w:tcPr>
+          <w:p>
+            <w:pPr>
+              <w:spacing w:line="240" w:lineRule="auto" w:after="0"/>
+            </w:pPr>
+            <w:r>
+              <w:rPr>
+                <w:rFonts w:ascii="Consolas" w:hAnsi="Consolas"/>
+                <w:color w:val="2D3748"/>
+                <w:sz w:val="18"/>
+              </w:rPr>
+              <w:t>Divisor = 11,059,200 / (16 * 9600) = 72.0000</w:t>
+            </w:r>
+          </w:p>
+        </w:tc>
+      </w:tr>
+    </w:tbl>
+    <w:p/>
     <w:p>
       <w:pPr>
         <w:pStyle w:val="ListBullet"/>
@@ -3744,22 +3539,7 @@
           <w:color w:val="282C34"/>
           <w:sz w:val="21"/>
         </w:rPr>
-        <w:t xml:space="preserve">Because </w:t>
-      </w:r>
-      <w:r>
-        <w:rPr>
-          <w:i/>
-          <w:color w:val="145AA0"/>
-          <w:sz w:val="21"/>
-        </w:rPr>
-        <w:t>11.0592\,MHz</w:t>
-      </w:r>
-      <w:r>
-        <w:rPr>
-          <w:color w:val="282C34"/>
-          <w:sz w:val="21"/>
-        </w:rPr>
-        <w:t xml:space="preserve"> is an exact multiple of all standard baud rates, integer divisors yield </w:t>
+        <w:t xml:space="preserve">Because 11.0592 MHz is an exact multiple of all standard baud rates, integer divisors yield </w:t>
       </w:r>
       <w:r>
         <w:rPr>
@@ -3767,7 +3547,7 @@
           <w:color w:val="282C34"/>
           <w:sz w:val="21"/>
         </w:rPr>
-        <w:t>$0.00\%$ baud rate error</w:t>
+        <w:t>0.00\% baud rate error</w:t>
       </w:r>
       <w:r>
         <w:rPr>
@@ -3894,22 +3674,7 @@
           <w:color w:val="282C34"/>
           <w:sz w:val="21"/>
         </w:rPr>
-        <w:t xml:space="preserve"> (shortest high or low pulse). In random data, the narrowest pulse corresponds to a single bit (</w:t>
-      </w:r>
-      <w:r>
-        <w:rPr>
-          <w:i/>
-          <w:color w:val="145AA0"/>
-          <w:sz w:val="21"/>
-        </w:rPr>
-        <w:t>1 × T_{bit</w:t>
-      </w:r>
-      <w:r>
-        <w:rPr>
-          <w:color w:val="282C34"/>
-          <w:sz w:val="21"/>
-        </w:rPr>
-        <w:t>).</w:t>
+        <w:t xml:space="preserve"> (shortest high or low pulse). In random data, the narrowest pulse corresponds to a single bit (1 * T_bit).</w:t>
       </w:r>
     </w:p>
     <w:p>
@@ -3923,22 +3688,7 @@
           <w:color w:val="282C34"/>
           <w:sz w:val="21"/>
         </w:rPr>
-        <w:t xml:space="preserve">Measure the pulse width with cursor </w:t>
-      </w:r>
-      <w:r>
-        <w:rPr>
-          <w:i/>
-          <w:color w:val="145AA0"/>
-          <w:sz w:val="21"/>
-        </w:rPr>
-        <w:t>\Delta t</w:t>
-      </w:r>
-      <w:r>
-        <w:rPr>
-          <w:color w:val="282C34"/>
-          <w:sz w:val="21"/>
-        </w:rPr>
-        <w:t>.</w:t>
+        <w:t>Measure the pulse width with cursor Δ t.</w:t>
       </w:r>
     </w:p>
     <w:p>
@@ -3955,32 +3705,50 @@
         <w:t>Compute the baud rate:</w:t>
       </w:r>
     </w:p>
-    <w:p>
-      <w:pPr>
-        <w:spacing w:after="80"/>
-      </w:pPr>
-      <w:r>
-        <w:rPr>
-          <w:i/>
-          <w:color w:val="145AA0"/>
-          <w:sz w:val="21"/>
-        </w:rPr>
-      </w:r>
-      <w:r>
-        <w:rPr>
-          <w:color w:val="282C34"/>
-          <w:sz w:val="21"/>
-        </w:rPr>
-        <w:t>\text{Baud Rate} = \frac{1}{\Delta t}</w:t>
-      </w:r>
-      <w:r>
-        <w:rPr>
-          <w:i/>
-          <w:color w:val="145AA0"/>
-          <w:sz w:val="21"/>
-        </w:rPr>
-      </w:r>
-    </w:p>
+    <w:tbl>
+      <w:tblPr>
+        <w:tblW w:type="auto" w:w="0"/>
+        <w:jc w:val="center"/>
+        <w:tblLook w:firstColumn="1" w:firstRow="1" w:lastColumn="0" w:lastRow="0" w:noHBand="0" w:noVBand="1" w:val="04A0"/>
+      </w:tblPr>
+      <w:tblGrid>
+        <w:gridCol w:w="9792"/>
+      </w:tblGrid>
+      <w:tr>
+        <w:tc>
+          <w:tcPr>
+            <w:tcW w:type="dxa" w:w="9792"/>
+            <w:shd w:fill="F5F6F8"/>
+            <w:tcMar>
+              <w:top w:w="80" w:type="dxa"/>
+              <w:bottom w:w="80" w:type="dxa"/>
+              <w:left w:w="140" w:type="dxa"/>
+              <w:right w:w="140" w:type="dxa"/>
+            </w:tcMar>
+            <w:tcBorders>
+              <w:left w:val="single" w:sz="18" w:space="0" w:color="CBD5E0"/>
+              <w:top w:val="none"/>
+              <w:right w:val="none"/>
+              <w:bottom w:val="none"/>
+            </w:tcBorders>
+          </w:tcPr>
+          <w:p>
+            <w:pPr>
+              <w:spacing w:line="240" w:lineRule="auto" w:after="0"/>
+            </w:pPr>
+            <w:r>
+              <w:rPr>
+                <w:rFonts w:ascii="Consolas" w:hAnsi="Consolas"/>
+                <w:color w:val="2D3748"/>
+                <w:sz w:val="18"/>
+              </w:rPr>
+              <w:t>Baud Rate = 1 / (Δ t)</w:t>
+            </w:r>
+          </w:p>
+        </w:tc>
+      </w:tr>
+    </w:tbl>
+    <w:p/>
     <w:p>
       <w:pPr>
         <w:spacing w:after="80"/>
@@ -4005,22 +3773,7 @@
           <w:color w:val="282C34"/>
           <w:sz w:val="21"/>
         </w:rPr>
-        <w:t xml:space="preserve">If </w:t>
-      </w:r>
-      <w:r>
-        <w:rPr>
-          <w:i/>
-          <w:color w:val="145AA0"/>
-          <w:sz w:val="21"/>
-        </w:rPr>
-        <w:t>\Delta t \approx 104\,µs \longrightarrow \mathbf{9600</w:t>
-      </w:r>
-      <w:r>
-        <w:rPr>
-          <w:color w:val="282C34"/>
-          <w:sz w:val="21"/>
-        </w:rPr>
-        <w:t xml:space="preserve"> Baud</w:t>
+        <w:t>If Δ t ≈ 104 µs -&gt; 9600 Baud</w:t>
       </w:r>
     </w:p>
     <w:p>
@@ -4034,22 +3787,7 @@
           <w:color w:val="282C34"/>
           <w:sz w:val="21"/>
         </w:rPr>
-        <w:t xml:space="preserve">If </w:t>
-      </w:r>
-      <w:r>
-        <w:rPr>
-          <w:i/>
-          <w:color w:val="145AA0"/>
-          <w:sz w:val="21"/>
-        </w:rPr>
-        <w:t>\Delta t \approx 26.0\,µs \longrightarrow \mathbf{38400</w:t>
-      </w:r>
-      <w:r>
-        <w:rPr>
-          <w:color w:val="282C34"/>
-          <w:sz w:val="21"/>
-        </w:rPr>
-        <w:t xml:space="preserve"> Baud</w:t>
+        <w:t>If Δ t ≈ 26.0 µs -&gt; 38400 Baud</w:t>
       </w:r>
     </w:p>
     <w:p>
@@ -4063,22 +3801,7 @@
           <w:color w:val="282C34"/>
           <w:sz w:val="21"/>
         </w:rPr>
-        <w:t xml:space="preserve">If </w:t>
-      </w:r>
-      <w:r>
-        <w:rPr>
-          <w:i/>
-          <w:color w:val="145AA0"/>
-          <w:sz w:val="21"/>
-        </w:rPr>
-        <w:t>\Delta t \approx 8.68\,µs \longrightarrow \mathbf{115200</w:t>
-      </w:r>
-      <w:r>
-        <w:rPr>
-          <w:color w:val="282C34"/>
-          <w:sz w:val="21"/>
-        </w:rPr>
-        <w:t xml:space="preserve"> Baud</w:t>
+        <w:t>If Δ t ≈ 8.68 µs -&gt; 115200 Baud</w:t>
       </w:r>
     </w:p>
     <w:p>
@@ -4092,22 +3815,7 @@
           <w:color w:val="282C34"/>
           <w:sz w:val="21"/>
         </w:rPr>
-        <w:t xml:space="preserve">If </w:t>
-      </w:r>
-      <w:r>
-        <w:rPr>
-          <w:i/>
-          <w:color w:val="145AA0"/>
-          <w:sz w:val="21"/>
-        </w:rPr>
-        <w:t>\Delta t \approx 1.08\,µs \longrightarrow \mathbf{921600</w:t>
-      </w:r>
-      <w:r>
-        <w:rPr>
-          <w:color w:val="282C34"/>
-          <w:sz w:val="21"/>
-        </w:rPr>
-        <w:t xml:space="preserve"> Baud</w:t>
+        <w:t>If Δ t ≈ 1.08 µs -&gt; 921600 Baud</w:t>
       </w:r>
     </w:p>
     <w:p>
@@ -4121,22 +3829,7 @@
           <w:color w:val="282C34"/>
           <w:sz w:val="21"/>
         </w:rPr>
-        <w:t xml:space="preserve">If </w:t>
-      </w:r>
-      <w:r>
-        <w:rPr>
-          <w:i/>
-          <w:color w:val="145AA0"/>
-          <w:sz w:val="21"/>
-        </w:rPr>
-        <w:t>\Delta t \approx 0.67\,µs \longrightarrow \mathbf{1500000</w:t>
-      </w:r>
-      <w:r>
-        <w:rPr>
-          <w:color w:val="282C34"/>
-          <w:sz w:val="21"/>
-        </w:rPr>
-        <w:t xml:space="preserve"> (1.5M) Baud</w:t>
+        <w:t>If Δ t ≈ 0.67 µs -&gt; 1500000 (1.5M) Baud</w:t>
       </w:r>
     </w:p>
     <w:p>
@@ -4383,11 +4076,10 @@
             </w:pPr>
             <w:r>
               <w:rPr>
-                <w:i/>
-                <w:color w:val="145AA0"/>
+                <w:color w:val="282C34"/>
                 <w:sz w:val="18"/>
               </w:rPr>
-              <w:t>0\,V</w:t>
+              <w:t>0 V</w:t>
             </w:r>
           </w:p>
         </w:tc>
@@ -4408,11 +4100,10 @@
             </w:pPr>
             <w:r>
               <w:rPr>
-                <w:i/>
-                <w:color w:val="145AA0"/>
+                <w:color w:val="282C34"/>
                 <w:sz w:val="18"/>
               </w:rPr>
-              <w:t>3.3\,V</w:t>
+              <w:t>3.3 V</w:t>
             </w:r>
           </w:p>
         </w:tc>
@@ -4433,18 +4124,10 @@
             </w:pPr>
             <w:r>
               <w:rPr>
-                <w:i/>
-                <w:color w:val="145AA0"/>
-                <w:sz w:val="18"/>
-              </w:rPr>
-              <w:t>&lt; 1\,meter</w:t>
-            </w:r>
-            <w:r>
-              <w:rPr>
                 <w:color w:val="282C34"/>
                 <w:sz w:val="18"/>
               </w:rPr>
-              <w:t xml:space="preserve"> (board-level)</w:t>
+              <w:t>&lt; 1 meter (board-level)</w:t>
             </w:r>
           </w:p>
         </w:tc>
@@ -4518,11 +4201,10 @@
             </w:pPr>
             <w:r>
               <w:rPr>
-                <w:i/>
-                <w:color w:val="145AA0"/>
+                <w:color w:val="282C34"/>
                 <w:sz w:val="18"/>
               </w:rPr>
-              <w:t>0\,V</w:t>
+              <w:t>0 V</w:t>
             </w:r>
           </w:p>
         </w:tc>
@@ -4544,11 +4226,10 @@
             </w:pPr>
             <w:r>
               <w:rPr>
-                <w:i/>
-                <w:color w:val="145AA0"/>
+                <w:color w:val="282C34"/>
                 <w:sz w:val="18"/>
               </w:rPr>
-              <w:t>1.8\,V</w:t>
+              <w:t>1.8 V</w:t>
             </w:r>
           </w:p>
         </w:tc>
@@ -4570,18 +4251,10 @@
             </w:pPr>
             <w:r>
               <w:rPr>
-                <w:i/>
-                <w:color w:val="145AA0"/>
-                <w:sz w:val="18"/>
-              </w:rPr>
-              <w:t>&lt; 0.5\,meter</w:t>
-            </w:r>
-            <w:r>
-              <w:rPr>
                 <w:color w:val="282C34"/>
                 <w:sz w:val="18"/>
               </w:rPr>
-              <w:t xml:space="preserve"> (modern SoCs)</w:t>
+              <w:t>&lt; 0.5 meter (modern SoCs)</w:t>
             </w:r>
           </w:p>
         </w:tc>
@@ -4654,36 +4327,10 @@
             </w:pPr>
             <w:r>
               <w:rPr>
-                <w:i/>
-                <w:color w:val="145AA0"/>
+                <w:color w:val="282C34"/>
                 <w:sz w:val="18"/>
               </w:rPr>
-              <w:t>+3\,V\dots +15\,V</w:t>
-            </w:r>
-          </w:p>
-        </w:tc>
-        <w:tc>
-          <w:tcPr>
-            <w:tcW w:type="dxa" w:w="1958"/>
-            <w:tcMar>
-              <w:top w:w="80" w:type="dxa"/>
-              <w:bottom w:w="80" w:type="dxa"/>
-              <w:left w:w="120" w:type="dxa"/>
-              <w:right w:w="120" w:type="dxa"/>
-            </w:tcMar>
-            <w:vAlign w:val="center"/>
-          </w:tcPr>
-          <w:p>
-            <w:pPr>
-              <w:spacing w:after="0"/>
-            </w:pPr>
-            <w:r>
-              <w:rPr>
-                <w:i/>
-                <w:color w:val="145AA0"/>
-                <w:sz w:val="18"/>
-              </w:rPr>
-              <w:t>-3\,V\dots -15\,V</w:t>
+              <w:t>+3 V... +15 V</w:t>
             </w:r>
           </w:p>
         </w:tc>
@@ -4707,15 +4354,31 @@
                 <w:color w:val="282C34"/>
                 <w:sz w:val="18"/>
               </w:rPr>
-              <w:t xml:space="preserve">Up to </w:t>
+              <w:t>-3 V... -15 V</w:t>
             </w:r>
+          </w:p>
+        </w:tc>
+        <w:tc>
+          <w:tcPr>
+            <w:tcW w:type="dxa" w:w="1958"/>
+            <w:tcMar>
+              <w:top w:w="80" w:type="dxa"/>
+              <w:bottom w:w="80" w:type="dxa"/>
+              <w:left w:w="120" w:type="dxa"/>
+              <w:right w:w="120" w:type="dxa"/>
+            </w:tcMar>
+            <w:vAlign w:val="center"/>
+          </w:tcPr>
+          <w:p>
+            <w:pPr>
+              <w:spacing w:after="0"/>
+            </w:pPr>
             <w:r>
               <w:rPr>
-                <w:i/>
-                <w:color w:val="145AA0"/>
+                <w:color w:val="282C34"/>
                 <w:sz w:val="18"/>
               </w:rPr>
-              <w:t>15\,meters</w:t>
+              <w:t>Up to 15 meters</w:t>
             </w:r>
           </w:p>
         </w:tc>
@@ -4792,15 +4455,7 @@
                 <w:color w:val="282C34"/>
                 <w:sz w:val="18"/>
               </w:rPr>
-              <w:t xml:space="preserve">Differential: </w:t>
-            </w:r>
-            <w:r>
-              <w:rPr>
-                <w:i/>
-                <w:color w:val="145AA0"/>
-                <w:sz w:val="18"/>
-              </w:rPr>
-              <w:t>V_A - V_B &lt; -200\,mV</w:t>
+              <w:t>Differential: V_A - V_B &lt; -200 mV</w:t>
             </w:r>
           </w:p>
         </w:tc>
@@ -4825,15 +4480,7 @@
                 <w:color w:val="282C34"/>
                 <w:sz w:val="18"/>
               </w:rPr>
-              <w:t xml:space="preserve">Differential: </w:t>
-            </w:r>
-            <w:r>
-              <w:rPr>
-                <w:i/>
-                <w:color w:val="145AA0"/>
-                <w:sz w:val="18"/>
-              </w:rPr>
-              <w:t>V_A - V_B &gt; +200\,mV</w:t>
+              <w:t>Differential: V_A - V_B &gt; +200 mV</w:t>
             </w:r>
           </w:p>
         </w:tc>
@@ -4858,15 +4505,7 @@
                 <w:color w:val="282C34"/>
                 <w:sz w:val="18"/>
               </w:rPr>
-              <w:t xml:space="preserve">Up to </w:t>
-            </w:r>
-            <w:r>
-              <w:rPr>
-                <w:i/>
-                <w:color w:val="145AA0"/>
-                <w:sz w:val="18"/>
-              </w:rPr>
-              <w:t>1200\,meters</w:t>
+              <w:t>Up to 1200 meters</w:t>
             </w:r>
           </w:p>
         </w:tc>
@@ -4950,22 +4589,7 @@
                 <w:color w:val="282C34"/>
                 <w:sz w:val="20"/>
               </w:rPr>
-              <w:t xml:space="preserve"> RS-232 voltages (</w:t>
-            </w:r>
-            <w:r>
-              <w:rPr>
-                <w:i/>
-                <w:color w:val="145AA0"/>
-                <w:sz w:val="20"/>
-              </w:rPr>
-              <w:t>± 12V</w:t>
-            </w:r>
-            <w:r>
-              <w:rPr>
-                <w:color w:val="282C34"/>
-                <w:sz w:val="20"/>
-              </w:rPr>
-              <w:t>) will permanently fry the SoC pins. Always use a level converter/transceiver (e.g., MAX3232).</w:t>
+              <w:t xml:space="preserve"> RS-232 voltages (± 12V) will permanently fry the SoC pins. Always use a level converter/transceiver (e.g., MAX3232).</w:t>
             </w:r>
           </w:p>
         </w:tc>
